--- a/outputs/ats/data_engineering/brief/modern_clean/docx/dheeraj_chand_data_engineering_brief_modern_clean.docx
+++ b/outputs/ats/data_engineering/brief/modern_clean/docx/dheeraj_chand_data_engineering_brief_modern_clean.docx
@@ -33,6 +33,19 @@
     <w:p>
       <w:r>
         <w:t>I've spent 20+ years building and owning data environments end-to-end — not just pipelines, but the whole ecosystem. At Helm, I designed Civic Graph as a federated medallion architecture: behavioral, attitudinal, demographic, econometric, and geographical data arriving longitudinally from state, federal, and international agencies with different schemas and update cadences, harmonized into a unified warehouse.</w:t>
+      </w:r>
+    </w:p>
+    <w:p>
+      <w:pPr>
+        <w:pStyle w:val="Heading2"/>
+      </w:pPr>
+      <w:r>
+        <w:t>CORE COMPETENCIES</w:t>
+      </w:r>
+    </w:p>
+    <w:p>
+      <w:r>
+        <w:t>Data Infrastructure • Programming and Development • Cloud &amp; DevOps</w:t>
       </w:r>
     </w:p>
     <w:p>
@@ -159,6 +172,52 @@
     </w:p>
     <w:p>
       <w:pPr>
+        <w:pStyle w:val="Heading3"/>
+      </w:pPr>
+      <w:r>
+        <w:t>Senior Analyst - Myers Research (Austin, TX) | 2012 - 2014</w:t>
+      </w:r>
+    </w:p>
+    <w:p>
+      <w:r>
+        <w:t>Political Research &amp; Analysis</w:t>
+      </w:r>
+    </w:p>
+    <w:p>
+      <w:r>
+        <w:t>• Designed survey instruments for specialized voting segments and niche markets</w:t>
+      </w:r>
+    </w:p>
+    <w:p>
+      <w:pPr>
+        <w:pStyle w:val="Heading3"/>
+      </w:pPr>
+      <w:r>
+        <w:t>Research Director - PCCC (Washington, DC) | August 2011 - August 2012</w:t>
+      </w:r>
+    </w:p>
+    <w:p>
+      <w:r>
+        <w:t>Political Research &amp; Data Analysis</w:t>
+      </w:r>
+    </w:p>
+    <w:p>
+      <w:r>
+        <w:t xml:space="preserve">• Conceived and built FLEEM — a Twilio-based web application emulating a predictive dialer for regulated political surveys, handling </w:t>
+      </w:r>
+      <w:r>
+        <w:rPr>
+          <w:b/>
+          <w:color w:val="2C3E50"/>
+        </w:rPr>
+        <w:t>10,000</w:t>
+      </w:r>
+      <w:r>
+        <w:t>+ simultaneous calls</w:t>
+      </w:r>
+    </w:p>
+    <w:p>
+      <w:pPr>
         <w:pStyle w:val="Heading2"/>
       </w:pPr>
       <w:r>
@@ -179,16 +238,6 @@
       </w:r>
     </w:p>
     <w:p>
-      <w:r>
-        <w:t>Technologies: Python, GeoDjango, PostGIS, PySpark, Apache Sedona, Databricks, Hydra, Pydantic, Snowflake, Census API</w:t>
-      </w:r>
-    </w:p>
-    <w:p>
-      <w:r>
-        <w:t>Impact: Foundation infrastructure for all Siege Analytics projects — every analysis pipeline and data product depends on it. Demonstrates commitment to open-source and rigorous engineering practices.</w:t>
-      </w:r>
-    </w:p>
-    <w:p>
       <w:pPr>
         <w:pStyle w:val="Heading3"/>
       </w:pPr>
@@ -199,16 +248,6 @@
     <w:p>
       <w:r>
         <w:t>Cloud-based GeoDjango platform for redistricting analysis with real-time collaborative editing and Census integration, used by 12,847 analysts across 89 organizations during the 2021 redistricting cycle.</w:t>
-      </w:r>
-    </w:p>
-    <w:p>
-      <w:r>
-        <w:t>Technologies: GeoDjango, PostGIS, AWS, Docker, React, Python, Redis, WebSockets</w:t>
-      </w:r>
-    </w:p>
-    <w:p>
-      <w:r>
-        <w:t>Impact: Reduced mapping costs by 73.5%, saving organizations $4.7M. Made redistricting analysis accessible to organizations that previously couldn't afford it.</w:t>
       </w:r>
     </w:p>
     <w:p>
@@ -265,6 +304,29 @@
     <w:p>
       <w:r>
         <w:t>• Designed ETL pipelines using PySpark, dbt, Databricks, and PostgreSQL/PostGIS — processing large-scale geospatial datasets with automated quality monitoring.</w:t>
+      </w:r>
+    </w:p>
+    <w:p>
+      <w:pPr>
+        <w:pStyle w:val="Heading2"/>
+      </w:pPr>
+      <w:r>
+        <w:t>TECHNICAL SKILLS</w:t>
+      </w:r>
+    </w:p>
+    <w:p>
+      <w:r>
+        <w:t>DATA INFRASTRUCTURE Processing, Pipelines, Storage, Streaming</w:t>
+      </w:r>
+    </w:p>
+    <w:p>
+      <w:r>
+        <w:t>PROGRAMMING AND DEVELOPMENT Python, R, SQL/PostGIS, JavaScript, Java, Other Technologies</w:t>
+      </w:r>
+    </w:p>
+    <w:p>
+      <w:r>
+        <w:t>CLOUD &amp; DEVOPS AWS, Containerization, Monitoring, CI/CD</w:t>
       </w:r>
     </w:p>
     <w:p>
